--- a/M9/Leccion1/Actividad1/reportgen_starter_v2/export/Informe_Auditoria_Seguridad.docx
+++ b/M9/Leccion1/Actividad1/reportgen_starter_v2/export/Informe_Auditoria_Seguridad.docx
@@ -93,7 +93,7 @@
           </w:tcPr>
           <w:p>
             <w:r>
-              <w:t>10/08/2025</w:t>
+              <w:t>11/08/2025</w:t>
             </w:r>
           </w:p>
         </w:tc>

--- a/M9/Leccion1/Actividad1/reportgen_starter_v2/export/Informe_Auditoria_Seguridad.docx
+++ b/M9/Leccion1/Actividad1/reportgen_starter_v2/export/Informe_Auditoria_Seguridad.docx
@@ -93,7 +93,7 @@
           </w:tcPr>
           <w:p>
             <w:r>
-              <w:t>11/08/2025</w:t>
+              <w:t>14/08/2025</w:t>
             </w:r>
           </w:p>
         </w:tc>
@@ -115,7 +115,7 @@
           </w:tcPr>
           <w:p>
             <w:r>
-              <w:t>1.0</w:t>
+              <w:t>3.0</w:t>
             </w:r>
           </w:p>
         </w:tc>
